--- a/docs/PES_Guide_6_Code_Structure.docx
+++ b/docs/PES_Guide_6_Code_Structure.docx
@@ -961,7 +961,7 @@
                 <w:sz w:val="18"/>
                 <w:szCs w:val="18"/>
               </w:rPr>
-              <w:t xml:space="preserve">    ThemeProvider        light / dark / follow the device   (context/ThemeContext)</w:t>
+              <w:t xml:space="preserve">    ThemeProvider        light / dark / auto, main colour   (context/ThemeContext)</w:t>
             </w:r>
           </w:p>
           <w:p>
@@ -3725,7 +3725,59 @@
                 <w:sz w:val="19"/>
                 <w:szCs w:val="19"/>
               </w:rPr>
-              <w:t xml:space="preserve">.</w:t>
+              <w:t xml:space="preserve">; and the main colour (section 6.2), under </w:t>
+            </w:r>
+            <w:r>
+              <w:rPr>
+                <w:rFonts w:ascii="Consolas" w:cs="Consolas" w:eastAsia="Consolas" w:hAnsi="Consolas"/>
+                <w:b w:val="false"/>
+                <w:bCs w:val="false"/>
+                <w:i w:val="false"/>
+                <w:iCs w:val="false"/>
+                <w:color w:val="8B1E2D"/>
+                <w:sz w:val="17"/>
+                <w:szCs w:val="17"/>
+              </w:rPr>
+              <w:t xml:space="preserve">main-colour</w:t>
+            </w:r>
+            <w:r>
+              <w:rPr>
+                <w:rFonts w:ascii="Calibri" w:cs="Calibri" w:eastAsia="Calibri" w:hAnsi="Calibri"/>
+                <w:b w:val="false"/>
+                <w:bCs w:val="false"/>
+                <w:i w:val="false"/>
+                <w:iCs w:val="false"/>
+                <w:color w:val="1A1A1A"/>
+                <w:sz w:val="19"/>
+                <w:szCs w:val="19"/>
+              </w:rPr>
+              <w:t xml:space="preserve">. Both are per device, and </w:t>
+            </w:r>
+            <w:r>
+              <w:rPr>
+                <w:rFonts w:ascii="Consolas" w:cs="Consolas" w:eastAsia="Consolas" w:hAnsi="Consolas"/>
+                <w:b w:val="false"/>
+                <w:bCs w:val="false"/>
+                <w:i w:val="false"/>
+                <w:iCs w:val="false"/>
+                <w:color w:val="8B1E2D"/>
+                <w:sz w:val="17"/>
+                <w:szCs w:val="17"/>
+              </w:rPr>
+              <w:t xml:space="preserve">index.html</w:t>
+            </w:r>
+            <w:r>
+              <w:rPr>
+                <w:rFonts w:ascii="Calibri" w:cs="Calibri" w:eastAsia="Calibri" w:hAnsi="Calibri"/>
+                <w:b w:val="false"/>
+                <w:bCs w:val="false"/>
+                <w:i w:val="false"/>
+                <w:iCs w:val="false"/>
+                <w:color w:val="1A1A1A"/>
+                <w:sz w:val="19"/>
+                <w:szCs w:val="19"/>
+              </w:rPr>
+              <w:t xml:space="preserve"> applies them before the first paint.</w:t>
             </w:r>
           </w:p>
         </w:tc>
@@ -9709,7 +9761,7 @@
                 <w:sz w:val="19"/>
                 <w:szCs w:val="19"/>
               </w:rPr>
-              <w:t xml:space="preserve"> (the university crimson) and its scale, </w:t>
+              <w:t xml:space="preserve"> (the university crimson unless a main colour is chosen) and its scale, </w:t>
             </w:r>
             <w:r>
               <w:rPr>
@@ -9943,7 +9995,59 @@
                 <w:sz w:val="19"/>
                 <w:szCs w:val="19"/>
               </w:rPr>
-              <w:t xml:space="preserve"> (the crimson band on profiles), </w:t>
+              <w:t xml:space="preserve"> (the band on profiles, </w:t>
+            </w:r>
+            <w:r>
+              <w:rPr>
+                <w:rFonts w:ascii="Consolas" w:cs="Consolas" w:eastAsia="Consolas" w:hAnsi="Consolas"/>
+                <w:b w:val="false"/>
+                <w:bCs w:val="false"/>
+                <w:i w:val="false"/>
+                <w:iCs w:val="false"/>
+                <w:color w:val="8B1E2D"/>
+                <w:sz w:val="17"/>
+                <w:szCs w:val="17"/>
+              </w:rPr>
+              <w:t xml:space="preserve">--hero-from</w:t>
+            </w:r>
+            <w:r>
+              <w:rPr>
+                <w:rFonts w:ascii="Calibri" w:cs="Calibri" w:eastAsia="Calibri" w:hAnsi="Calibri"/>
+                <w:b w:val="false"/>
+                <w:bCs w:val="false"/>
+                <w:i w:val="false"/>
+                <w:iCs w:val="false"/>
+                <w:color w:val="1A1A1A"/>
+                <w:sz w:val="19"/>
+                <w:szCs w:val="19"/>
+              </w:rPr>
+              <w:t xml:space="preserve"> into </w:t>
+            </w:r>
+            <w:r>
+              <w:rPr>
+                <w:rFonts w:ascii="Consolas" w:cs="Consolas" w:eastAsia="Consolas" w:hAnsi="Consolas"/>
+                <w:b w:val="false"/>
+                <w:bCs w:val="false"/>
+                <w:i w:val="false"/>
+                <w:iCs w:val="false"/>
+                <w:color w:val="8B1E2D"/>
+                <w:sz w:val="17"/>
+                <w:szCs w:val="17"/>
+              </w:rPr>
+              <w:t xml:space="preserve">--hero-to</w:t>
+            </w:r>
+            <w:r>
+              <w:rPr>
+                <w:rFonts w:ascii="Calibri" w:cs="Calibri" w:eastAsia="Calibri" w:hAnsi="Calibri"/>
+                <w:b w:val="false"/>
+                <w:bCs w:val="false"/>
+                <w:i w:val="false"/>
+                <w:iCs w:val="false"/>
+                <w:color w:val="1A1A1A"/>
+                <w:sz w:val="19"/>
+                <w:szCs w:val="19"/>
+              </w:rPr>
+              <w:t xml:space="preserve">), </w:t>
             </w:r>
             <w:r>
               <w:rPr>
@@ -10694,6 +10798,419 @@
       <w:pPr>
         <w:spacing w:after="0" w:line="120" w:lineRule="exact"/>
       </w:pPr>
+    </w:p>
+    <w:p>
+      <w:pPr>
+        <w:spacing w:after="150" w:line="276"/>
+      </w:pPr>
+      <w:r>
+        <w:rPr>
+          <w:rFonts w:ascii="Calibri" w:cs="Calibri" w:eastAsia="Calibri" w:hAnsi="Calibri"/>
+          <w:b/>
+          <w:bCs/>
+          <w:i w:val="false"/>
+          <w:iCs w:val="false"/>
+          <w:color w:val="1A1A1A"/>
+          <w:sz w:val="21"/>
+          <w:szCs w:val="21"/>
+        </w:rPr>
+        <w:t xml:space="preserve">The main colour.</w:t>
+      </w:r>
+      <w:r>
+        <w:rPr>
+          <w:rFonts w:ascii="Calibri" w:cs="Calibri" w:eastAsia="Calibri" w:hAnsi="Calibri"/>
+          <w:b w:val="false"/>
+          <w:bCs w:val="false"/>
+          <w:i w:val="false"/>
+          <w:iCs w:val="false"/>
+          <w:color w:val="1A1A1A"/>
+          <w:sz w:val="21"/>
+          <w:szCs w:val="21"/>
+        </w:rPr>
+        <w:t xml:space="preserve"> A student can choose PES's main colour under Settings, Appearance: crimson (the default), blue, indigo, violet, teal or graphite. Choosing one puts </w:t>
+      </w:r>
+      <w:r>
+        <w:rPr>
+          <w:rFonts w:ascii="Consolas" w:cs="Consolas" w:eastAsia="Consolas" w:hAnsi="Consolas"/>
+          <w:b w:val="false"/>
+          <w:bCs w:val="false"/>
+          <w:i w:val="false"/>
+          <w:iCs w:val="false"/>
+          <w:color w:val="8B1E2D"/>
+          <w:sz w:val="19"/>
+          <w:szCs w:val="19"/>
+        </w:rPr>
+        <w:t xml:space="preserve">data-main-colour</w:t>
+      </w:r>
+      <w:r>
+        <w:rPr>
+          <w:rFonts w:ascii="Calibri" w:cs="Calibri" w:eastAsia="Calibri" w:hAnsi="Calibri"/>
+          <w:b w:val="false"/>
+          <w:bCs w:val="false"/>
+          <w:i w:val="false"/>
+          <w:iCs w:val="false"/>
+          <w:color w:val="1A1A1A"/>
+          <w:sz w:val="21"/>
+          <w:szCs w:val="21"/>
+        </w:rPr>
+        <w:t xml:space="preserve"> on </w:t>
+      </w:r>
+      <w:r>
+        <w:rPr>
+          <w:rFonts w:ascii="Consolas" w:cs="Consolas" w:eastAsia="Consolas" w:hAnsi="Consolas"/>
+          <w:b w:val="false"/>
+          <w:bCs w:val="false"/>
+          <w:i w:val="false"/>
+          <w:iCs w:val="false"/>
+          <w:color w:val="8B1E2D"/>
+          <w:sz w:val="19"/>
+          <w:szCs w:val="19"/>
+        </w:rPr>
+        <w:t xml:space="preserve">&lt;html&gt;</w:t>
+      </w:r>
+      <w:r>
+        <w:rPr>
+          <w:rFonts w:ascii="Calibri" w:cs="Calibri" w:eastAsia="Calibri" w:hAnsi="Calibri"/>
+          <w:b w:val="false"/>
+          <w:bCs w:val="false"/>
+          <w:i w:val="false"/>
+          <w:iCs w:val="false"/>
+          <w:color w:val="1A1A1A"/>
+          <w:sz w:val="21"/>
+          <w:szCs w:val="21"/>
+        </w:rPr>
+        <w:t xml:space="preserve">, and a block in </w:t>
+      </w:r>
+      <w:r>
+        <w:rPr>
+          <w:rFonts w:ascii="Consolas" w:cs="Consolas" w:eastAsia="Consolas" w:hAnsi="Consolas"/>
+          <w:b w:val="false"/>
+          <w:bCs w:val="false"/>
+          <w:i w:val="false"/>
+          <w:iCs w:val="false"/>
+          <w:color w:val="8B1E2D"/>
+          <w:sz w:val="19"/>
+          <w:szCs w:val="19"/>
+        </w:rPr>
+        <w:t xml:space="preserve">theme.css</w:t>
+      </w:r>
+      <w:r>
+        <w:rPr>
+          <w:rFonts w:ascii="Calibri" w:cs="Calibri" w:eastAsia="Calibri" w:hAnsi="Calibri"/>
+          <w:b w:val="false"/>
+          <w:bCs w:val="false"/>
+          <w:i w:val="false"/>
+          <w:iCs w:val="false"/>
+          <w:color w:val="1A1A1A"/>
+          <w:sz w:val="21"/>
+          <w:szCs w:val="21"/>
+        </w:rPr>
+        <w:t xml:space="preserve"> for that colour replaces </w:t>
+      </w:r>
+      <w:r>
+        <w:rPr>
+          <w:rFonts w:ascii="Consolas" w:cs="Consolas" w:eastAsia="Consolas" w:hAnsi="Consolas"/>
+          <w:b w:val="false"/>
+          <w:bCs w:val="false"/>
+          <w:i w:val="false"/>
+          <w:iCs w:val="false"/>
+          <w:color w:val="8B1E2D"/>
+          <w:sz w:val="19"/>
+          <w:szCs w:val="19"/>
+        </w:rPr>
+        <w:t xml:space="preserve">--primary</w:t>
+      </w:r>
+      <w:r>
+        <w:rPr>
+          <w:rFonts w:ascii="Calibri" w:cs="Calibri" w:eastAsia="Calibri" w:hAnsi="Calibri"/>
+          <w:b w:val="false"/>
+          <w:bCs w:val="false"/>
+          <w:i w:val="false"/>
+          <w:iCs w:val="false"/>
+          <w:color w:val="1A1A1A"/>
+          <w:sz w:val="21"/>
+          <w:szCs w:val="21"/>
+        </w:rPr>
+        <w:t xml:space="preserve">, its 50–900 scale, </w:t>
+      </w:r>
+      <w:r>
+        <w:rPr>
+          <w:rFonts w:ascii="Consolas" w:cs="Consolas" w:eastAsia="Consolas" w:hAnsi="Consolas"/>
+          <w:b w:val="false"/>
+          <w:bCs w:val="false"/>
+          <w:i w:val="false"/>
+          <w:iCs w:val="false"/>
+          <w:color w:val="8B1E2D"/>
+          <w:sz w:val="19"/>
+          <w:szCs w:val="19"/>
+        </w:rPr>
+        <w:t xml:space="preserve">--ring</w:t>
+      </w:r>
+      <w:r>
+        <w:rPr>
+          <w:rFonts w:ascii="Calibri" w:cs="Calibri" w:eastAsia="Calibri" w:hAnsi="Calibri"/>
+          <w:b w:val="false"/>
+          <w:bCs w:val="false"/>
+          <w:i w:val="false"/>
+          <w:iCs w:val="false"/>
+          <w:color w:val="1A1A1A"/>
+          <w:sz w:val="21"/>
+          <w:szCs w:val="21"/>
+        </w:rPr>
+        <w:t xml:space="preserve">, </w:t>
+      </w:r>
+      <w:r>
+        <w:rPr>
+          <w:rFonts w:ascii="Consolas" w:cs="Consolas" w:eastAsia="Consolas" w:hAnsi="Consolas"/>
+          <w:b w:val="false"/>
+          <w:bCs w:val="false"/>
+          <w:i w:val="false"/>
+          <w:iCs w:val="false"/>
+          <w:color w:val="8B1E2D"/>
+          <w:sz w:val="19"/>
+          <w:szCs w:val="19"/>
+        </w:rPr>
+        <w:t xml:space="preserve">--chart-1</w:t>
+      </w:r>
+      <w:r>
+        <w:rPr>
+          <w:rFonts w:ascii="Calibri" w:cs="Calibri" w:eastAsia="Calibri" w:hAnsi="Calibri"/>
+          <w:b w:val="false"/>
+          <w:bCs w:val="false"/>
+          <w:i w:val="false"/>
+          <w:iCs w:val="false"/>
+          <w:color w:val="1A1A1A"/>
+          <w:sz w:val="21"/>
+          <w:szCs w:val="21"/>
+        </w:rPr>
+        <w:t xml:space="preserve">, the sidebar's two and the band's </w:t>
+      </w:r>
+      <w:r>
+        <w:rPr>
+          <w:rFonts w:ascii="Consolas" w:cs="Consolas" w:eastAsia="Consolas" w:hAnsi="Consolas"/>
+          <w:b w:val="false"/>
+          <w:bCs w:val="false"/>
+          <w:i w:val="false"/>
+          <w:iCs w:val="false"/>
+          <w:color w:val="8B1E2D"/>
+          <w:sz w:val="19"/>
+          <w:szCs w:val="19"/>
+        </w:rPr>
+        <w:t xml:space="preserve">--hero-from</w:t>
+      </w:r>
+      <w:r>
+        <w:rPr>
+          <w:rFonts w:ascii="Calibri" w:cs="Calibri" w:eastAsia="Calibri" w:hAnsi="Calibri"/>
+          <w:b w:val="false"/>
+          <w:bCs w:val="false"/>
+          <w:i w:val="false"/>
+          <w:iCs w:val="false"/>
+          <w:color w:val="1A1A1A"/>
+          <w:sz w:val="21"/>
+          <w:szCs w:val="21"/>
+        </w:rPr>
+        <w:t xml:space="preserve"> and </w:t>
+      </w:r>
+      <w:r>
+        <w:rPr>
+          <w:rFonts w:ascii="Consolas" w:cs="Consolas" w:eastAsia="Consolas" w:hAnsi="Consolas"/>
+          <w:b w:val="false"/>
+          <w:bCs w:val="false"/>
+          <w:i w:val="false"/>
+          <w:iCs w:val="false"/>
+          <w:color w:val="8B1E2D"/>
+          <w:sz w:val="19"/>
+          <w:szCs w:val="19"/>
+        </w:rPr>
+        <w:t xml:space="preserve">--hero-to</w:t>
+      </w:r>
+      <w:r>
+        <w:rPr>
+          <w:rFonts w:ascii="Calibri" w:cs="Calibri" w:eastAsia="Calibri" w:hAnsi="Calibri"/>
+          <w:b w:val="false"/>
+          <w:bCs w:val="false"/>
+          <w:i w:val="false"/>
+          <w:iCs w:val="false"/>
+          <w:color w:val="1A1A1A"/>
+          <w:sz w:val="21"/>
+          <w:szCs w:val="21"/>
+        </w:rPr>
+        <w:t xml:space="preserve">, with a lighter shade under </w:t>
+      </w:r>
+      <w:r>
+        <w:rPr>
+          <w:rFonts w:ascii="Consolas" w:cs="Consolas" w:eastAsia="Consolas" w:hAnsi="Consolas"/>
+          <w:b w:val="false"/>
+          <w:bCs w:val="false"/>
+          <w:i w:val="false"/>
+          <w:iCs w:val="false"/>
+          <w:color w:val="8B1E2D"/>
+          <w:sz w:val="19"/>
+          <w:szCs w:val="19"/>
+        </w:rPr>
+        <w:t xml:space="preserve">.dark</w:t>
+      </w:r>
+      <w:r>
+        <w:rPr>
+          <w:rFonts w:ascii="Calibri" w:cs="Calibri" w:eastAsia="Calibri" w:hAnsi="Calibri"/>
+          <w:b w:val="false"/>
+          <w:bCs w:val="false"/>
+          <w:i w:val="false"/>
+          <w:iCs w:val="false"/>
+          <w:color w:val="1A1A1A"/>
+          <w:sz w:val="21"/>
+          <w:szCs w:val="21"/>
+        </w:rPr>
+        <w:t xml:space="preserve">. Nothing else changes: status and department colours keep their own tokens, so a failing grade is red whatever is chosen. The choice is kept in the browser, like the theme, not in the database. Two things stay crimson on purpose: the sign-in page, which is the faculty's front door, and the results PDF.</w:t>
+      </w:r>
+    </w:p>
+    <w:p>
+      <w:pPr>
+        <w:spacing w:after="150" w:line="276"/>
+      </w:pPr>
+      <w:r>
+        <w:rPr>
+          <w:rFonts w:ascii="Calibri" w:cs="Calibri" w:eastAsia="Calibri" w:hAnsi="Calibri"/>
+          <w:b w:val="false"/>
+          <w:bCs w:val="false"/>
+          <w:i w:val="false"/>
+          <w:iCs w:val="false"/>
+          <w:color w:val="1A1A1A"/>
+          <w:sz w:val="21"/>
+          <w:szCs w:val="21"/>
+        </w:rPr>
+        <w:t xml:space="preserve">To add a colour, add its name to </w:t>
+      </w:r>
+      <w:r>
+        <w:rPr>
+          <w:rFonts w:ascii="Consolas" w:cs="Consolas" w:eastAsia="Consolas" w:hAnsi="Consolas"/>
+          <w:b w:val="false"/>
+          <w:bCs w:val="false"/>
+          <w:i w:val="false"/>
+          <w:iCs w:val="false"/>
+          <w:color w:val="8B1E2D"/>
+          <w:sz w:val="19"/>
+          <w:szCs w:val="19"/>
+        </w:rPr>
+        <w:t xml:space="preserve">MAIN_COLOURS</w:t>
+      </w:r>
+      <w:r>
+        <w:rPr>
+          <w:rFonts w:ascii="Calibri" w:cs="Calibri" w:eastAsia="Calibri" w:hAnsi="Calibri"/>
+          <w:b w:val="false"/>
+          <w:bCs w:val="false"/>
+          <w:i w:val="false"/>
+          <w:iCs w:val="false"/>
+          <w:color w:val="1A1A1A"/>
+          <w:sz w:val="21"/>
+          <w:szCs w:val="21"/>
+        </w:rPr>
+        <w:t xml:space="preserve"> in </w:t>
+      </w:r>
+      <w:r>
+        <w:rPr>
+          <w:rFonts w:ascii="Consolas" w:cs="Consolas" w:eastAsia="Consolas" w:hAnsi="Consolas"/>
+          <w:b w:val="false"/>
+          <w:bCs w:val="false"/>
+          <w:i w:val="false"/>
+          <w:iCs w:val="false"/>
+          <w:color w:val="8B1E2D"/>
+          <w:sz w:val="19"/>
+          <w:szCs w:val="19"/>
+        </w:rPr>
+        <w:t xml:space="preserve">ThemeContext.tsx</w:t>
+      </w:r>
+      <w:r>
+        <w:rPr>
+          <w:rFonts w:ascii="Calibri" w:cs="Calibri" w:eastAsia="Calibri" w:hAnsi="Calibri"/>
+          <w:b w:val="false"/>
+          <w:bCs w:val="false"/>
+          <w:i w:val="false"/>
+          <w:iCs w:val="false"/>
+          <w:color w:val="1A1A1A"/>
+          <w:sz w:val="21"/>
+          <w:szCs w:val="21"/>
+        </w:rPr>
+        <w:t xml:space="preserve">, a light and a dark block and a </w:t>
+      </w:r>
+      <w:r>
+        <w:rPr>
+          <w:rFonts w:ascii="Consolas" w:cs="Consolas" w:eastAsia="Consolas" w:hAnsi="Consolas"/>
+          <w:b w:val="false"/>
+          <w:bCs w:val="false"/>
+          <w:i w:val="false"/>
+          <w:iCs w:val="false"/>
+          <w:color w:val="8B1E2D"/>
+          <w:sz w:val="19"/>
+          <w:szCs w:val="19"/>
+        </w:rPr>
+        <w:t xml:space="preserve">--swatch-*</w:t>
+      </w:r>
+      <w:r>
+        <w:rPr>
+          <w:rFonts w:ascii="Calibri" w:cs="Calibri" w:eastAsia="Calibri" w:hAnsi="Calibri"/>
+          <w:b w:val="false"/>
+          <w:bCs w:val="false"/>
+          <w:i w:val="false"/>
+          <w:iCs w:val="false"/>
+          <w:color w:val="1A1A1A"/>
+          <w:sz w:val="21"/>
+          <w:szCs w:val="21"/>
+        </w:rPr>
+        <w:t xml:space="preserve"> in </w:t>
+      </w:r>
+      <w:r>
+        <w:rPr>
+          <w:rFonts w:ascii="Consolas" w:cs="Consolas" w:eastAsia="Consolas" w:hAnsi="Consolas"/>
+          <w:b w:val="false"/>
+          <w:bCs w:val="false"/>
+          <w:i w:val="false"/>
+          <w:iCs w:val="false"/>
+          <w:color w:val="8B1E2D"/>
+          <w:sz w:val="19"/>
+          <w:szCs w:val="19"/>
+        </w:rPr>
+        <w:t xml:space="preserve">theme.css</w:t>
+      </w:r>
+      <w:r>
+        <w:rPr>
+          <w:rFonts w:ascii="Calibri" w:cs="Calibri" w:eastAsia="Calibri" w:hAnsi="Calibri"/>
+          <w:b w:val="false"/>
+          <w:bCs w:val="false"/>
+          <w:i w:val="false"/>
+          <w:iCs w:val="false"/>
+          <w:color w:val="1A1A1A"/>
+          <w:sz w:val="21"/>
+          <w:szCs w:val="21"/>
+        </w:rPr>
+        <w:t xml:space="preserve">, and a label in </w:t>
+      </w:r>
+      <w:r>
+        <w:rPr>
+          <w:rFonts w:ascii="Consolas" w:cs="Consolas" w:eastAsia="Consolas" w:hAnsi="Consolas"/>
+          <w:b w:val="false"/>
+          <w:bCs w:val="false"/>
+          <w:i w:val="false"/>
+          <w:iCs w:val="false"/>
+          <w:color w:val="8B1E2D"/>
+          <w:sz w:val="19"/>
+          <w:szCs w:val="19"/>
+        </w:rPr>
+        <w:t xml:space="preserve">Settings.tsx</w:t>
+      </w:r>
+      <w:r>
+        <w:rPr>
+          <w:rFonts w:ascii="Calibri" w:cs="Calibri" w:eastAsia="Calibri" w:hAnsi="Calibri"/>
+          <w:b w:val="false"/>
+          <w:bCs w:val="false"/>
+          <w:i w:val="false"/>
+          <w:iCs w:val="false"/>
+          <w:color w:val="1A1A1A"/>
+          <w:sz w:val="21"/>
+          <w:szCs w:val="21"/>
+        </w:rPr>
+        <w:t xml:space="preserve">. Check its light shade carries white text at 4.5:1 and its dark shade reads on the dark card.</w:t>
+      </w:r>
     </w:p>
     <w:tbl>
       <w:tblPr>
